--- a/zht/docx/140.content.docx
+++ b/zht/docx/140.content.docx
@@ -403,18 +403,12 @@
           <w:lang w:val="zh_TW" w:bidi="zh_TW"/>
         </w:rPr>
       </w:r>
-      <w:hyperlink r:id="rId13">
-        <w:r>
-          <w:rPr>
-            <w:lang w:val="zh_TW" w:bidi="zh_TW"/>
-          </w:rPr>
-          <w:rPr>
-            <w:color w:val="0000EE"/>
-            <w:u w:val="single"/>
-          </w:rPr>
-          <w:t>申命記23:24</w:t>
-        </w:r>
-      </w:hyperlink>
+      <w:r>
+        <w:rPr>
+          <w:lang w:val="zh_TW" w:bidi="zh_TW"/>
+        </w:rPr>
+        <w:t>申命記23:24</w:t>
+      </w:r>
     </w:p>
     <w:p>
       <w:pPr>
@@ -427,18 +421,12 @@
           <w:lang w:val="zh_TW" w:bidi="zh_TW"/>
         </w:rPr>
       </w:r>
-      <w:hyperlink r:id="rId14">
-        <w:r>
-          <w:rPr>
-            <w:lang w:val="zh_TW" w:bidi="zh_TW"/>
-          </w:rPr>
-          <w:rPr>
-            <w:color w:val="0000EE"/>
-            <w:u w:val="single"/>
-          </w:rPr>
-          <w:t>何西阿書9:10</w:t>
-        </w:r>
-      </w:hyperlink>
+      <w:r>
+        <w:rPr>
+          <w:lang w:val="zh_TW" w:bidi="zh_TW"/>
+        </w:rPr>
+        <w:t>何西阿書9:10</w:t>
+      </w:r>
     </w:p>
     <w:p>
       <w:pPr>
@@ -451,18 +439,12 @@
           <w:lang w:val="zh_TW" w:bidi="zh_TW"/>
         </w:rPr>
       </w:r>
-      <w:hyperlink r:id="rId15">
-        <w:r>
-          <w:rPr>
-            <w:lang w:val="zh_TW" w:bidi="zh_TW"/>
-          </w:rPr>
-          <w:rPr>
-            <w:color w:val="0000EE"/>
-            <w:u w:val="single"/>
-          </w:rPr>
-          <w:t>約伯記15:33</w:t>
-        </w:r>
-      </w:hyperlink>
+      <w:r>
+        <w:rPr>
+          <w:lang w:val="zh_TW" w:bidi="zh_TW"/>
+        </w:rPr>
+        <w:t>約伯記15:33</w:t>
+      </w:r>
     </w:p>
     <w:p>
       <w:pPr>
@@ -475,18 +457,12 @@
           <w:lang w:val="zh_TW" w:bidi="zh_TW"/>
         </w:rPr>
       </w:r>
-      <w:hyperlink r:id="rId16">
-        <w:r>
-          <w:rPr>
-            <w:lang w:val="zh_TW" w:bidi="zh_TW"/>
-          </w:rPr>
-          <w:rPr>
-            <w:color w:val="0000EE"/>
-            <w:u w:val="single"/>
-          </w:rPr>
-          <w:t>路加福音6:43–44</w:t>
-        </w:r>
-      </w:hyperlink>
+      <w:r>
+        <w:rPr>
+          <w:lang w:val="zh_TW" w:bidi="zh_TW"/>
+        </w:rPr>
+        <w:t>路加福音6:43–44</w:t>
+      </w:r>
     </w:p>
     <w:p>
       <w:pPr>
@@ -499,18 +475,12 @@
           <w:lang w:val="zh_TW" w:bidi="zh_TW"/>
         </w:rPr>
       </w:r>
-      <w:hyperlink r:id="rId17">
-        <w:r>
-          <w:rPr>
-            <w:lang w:val="zh_TW" w:bidi="zh_TW"/>
-          </w:rPr>
-          <w:rPr>
-            <w:color w:val="0000EE"/>
-            <w:u w:val="single"/>
-          </w:rPr>
-          <w:t>馬太福音7:15–17</w:t>
-        </w:r>
-      </w:hyperlink>
+      <w:r>
+        <w:rPr>
+          <w:lang w:val="zh_TW" w:bidi="zh_TW"/>
+        </w:rPr>
+        <w:t>馬太福音7:15–17</w:t>
+      </w:r>
     </w:p>
     <w:p>
       <w:pPr>
@@ -523,18 +493,12 @@
           <w:lang w:val="zh_TW" w:bidi="zh_TW"/>
         </w:rPr>
       </w:r>
-      <w:hyperlink r:id="rId18">
-        <w:r>
-          <w:rPr>
-            <w:lang w:val="zh_TW" w:bidi="zh_TW"/>
-          </w:rPr>
-          <w:rPr>
-            <w:color w:val="0000EE"/>
-            <w:u w:val="single"/>
-          </w:rPr>
-          <w:t>馬太福音21:33</w:t>
-        </w:r>
-      </w:hyperlink>
+      <w:r>
+        <w:rPr>
+          <w:lang w:val="zh_TW" w:bidi="zh_TW"/>
+        </w:rPr>
+        <w:t>馬太福音21:33</w:t>
+      </w:r>
     </w:p>
     <w:p>
       <w:pPr>
@@ -858,18 +822,12 @@
           <w:lang w:val="zh_TW" w:bidi="zh_TW"/>
         </w:rPr>
       </w:r>
-      <w:hyperlink r:id="rId19">
-        <w:r>
-          <w:rPr>
-            <w:lang w:val="zh_TW" w:bidi="zh_TW"/>
-          </w:rPr>
-          <w:rPr>
-            <w:color w:val="0000EE"/>
-            <w:u w:val="single"/>
-          </w:rPr>
-          <w:t>提摩太前書5:23</w:t>
-        </w:r>
-      </w:hyperlink>
+      <w:r>
+        <w:rPr>
+          <w:lang w:val="zh_TW" w:bidi="zh_TW"/>
+        </w:rPr>
+        <w:t>提摩太前書5:23</w:t>
+      </w:r>
     </w:p>
     <w:p>
       <w:pPr>
@@ -882,18 +840,12 @@
           <w:lang w:val="zh_TW" w:bidi="zh_TW"/>
         </w:rPr>
       </w:r>
-      <w:hyperlink r:id="rId20">
-        <w:r>
-          <w:rPr>
-            <w:lang w:val="zh_TW" w:bidi="zh_TW"/>
-          </w:rPr>
-          <w:rPr>
-            <w:color w:val="0000EE"/>
-            <w:u w:val="single"/>
-          </w:rPr>
-          <w:t>創世記9:21</w:t>
-        </w:r>
-      </w:hyperlink>
+      <w:r>
+        <w:rPr>
+          <w:lang w:val="zh_TW" w:bidi="zh_TW"/>
+        </w:rPr>
+        <w:t>創世記9:21</w:t>
+      </w:r>
     </w:p>
     <w:p>
       <w:pPr>
@@ -906,18 +858,12 @@
           <w:lang w:val="zh_TW" w:bidi="zh_TW"/>
         </w:rPr>
       </w:r>
-      <w:hyperlink r:id="rId21">
-        <w:r>
-          <w:rPr>
-            <w:lang w:val="zh_TW" w:bidi="zh_TW"/>
-          </w:rPr>
-          <w:rPr>
-            <w:color w:val="0000EE"/>
-            <w:u w:val="single"/>
-          </w:rPr>
-          <w:t>創世記49:12</w:t>
-        </w:r>
-      </w:hyperlink>
+      <w:r>
+        <w:rPr>
+          <w:lang w:val="zh_TW" w:bidi="zh_TW"/>
+        </w:rPr>
+        <w:t>創世記49:12</w:t>
+      </w:r>
     </w:p>
     <w:p>
       <w:pPr>
@@ -930,18 +876,12 @@
           <w:lang w:val="zh_TW" w:bidi="zh_TW"/>
         </w:rPr>
       </w:r>
-      <w:hyperlink r:id="rId22">
-        <w:r>
-          <w:rPr>
-            <w:lang w:val="zh_TW" w:bidi="zh_TW"/>
-          </w:rPr>
-          <w:rPr>
-            <w:color w:val="0000EE"/>
-            <w:u w:val="single"/>
-          </w:rPr>
-          <w:t>約翰福音2:3–5</w:t>
-        </w:r>
-      </w:hyperlink>
+      <w:r>
+        <w:rPr>
+          <w:lang w:val="zh_TW" w:bidi="zh_TW"/>
+        </w:rPr>
+        <w:t>約翰福音2:3–5</w:t>
+      </w:r>
     </w:p>
     <w:p>
       <w:pPr>
@@ -954,30 +894,18 @@
           <w:lang w:val="zh_TW" w:bidi="zh_TW"/>
         </w:rPr>
       </w:r>
-      <w:hyperlink r:id="rId22">
-        <w:r>
-          <w:rPr>
-            <w:lang w:val="zh_TW" w:bidi="zh_TW"/>
-          </w:rPr>
-          <w:rPr>
-            <w:color w:val="0000EE"/>
-            <w:u w:val="single"/>
-          </w:rPr>
-          <w:t>約翰福音</w:t>
-        </w:r>
-      </w:hyperlink>
-      <w:hyperlink r:id="rId23">
-        <w:r>
-          <w:rPr>
-            <w:lang w:val="zh_TW" w:bidi="zh_TW"/>
-          </w:rPr>
-          <w:rPr>
-            <w:color w:val="0000EE"/>
-            <w:u w:val="single"/>
-          </w:rPr>
-          <w:t>2:10</w:t>
-        </w:r>
-      </w:hyperlink>
+      <w:r>
+        <w:rPr>
+          <w:lang w:val="zh_TW" w:bidi="zh_TW"/>
+        </w:rPr>
+        <w:t>約翰福音</w:t>
+      </w:r>
+      <w:r>
+        <w:rPr>
+          <w:lang w:val="zh_TW" w:bidi="zh_TW"/>
+        </w:rPr>
+        <w:t>2:10</w:t>
+      </w:r>
     </w:p>
     <w:p>
       <w:pPr>
@@ -990,18 +918,12 @@
           <w:lang w:val="zh_TW" w:bidi="zh_TW"/>
         </w:rPr>
       </w:r>
-      <w:hyperlink r:id="rId24">
-        <w:r>
-          <w:rPr>
-            <w:lang w:val="zh_TW" w:bidi="zh_TW"/>
-          </w:rPr>
-          <w:rPr>
-            <w:color w:val="0000EE"/>
-            <w:u w:val="single"/>
-          </w:rPr>
-          <w:t>馬太福音9:17</w:t>
-        </w:r>
-      </w:hyperlink>
+      <w:r>
+        <w:rPr>
+          <w:lang w:val="zh_TW" w:bidi="zh_TW"/>
+        </w:rPr>
+        <w:t>馬太福音9:17</w:t>
+      </w:r>
     </w:p>
     <w:p>
       <w:pPr>
@@ -1014,30 +936,18 @@
           <w:lang w:val="zh_TW" w:bidi="zh_TW"/>
         </w:rPr>
       </w:r>
-      <w:hyperlink r:id="rId24">
-        <w:r>
-          <w:rPr>
-            <w:lang w:val="zh_TW" w:bidi="zh_TW"/>
-          </w:rPr>
-          <w:rPr>
-            <w:color w:val="0000EE"/>
-            <w:u w:val="single"/>
-          </w:rPr>
-          <w:t>馬太福音</w:t>
-        </w:r>
-      </w:hyperlink>
-      <w:hyperlink r:id="rId25">
-        <w:r>
-          <w:rPr>
-            <w:lang w:val="zh_TW" w:bidi="zh_TW"/>
-          </w:rPr>
-          <w:rPr>
-            <w:color w:val="0000EE"/>
-            <w:u w:val="single"/>
-          </w:rPr>
-          <w:t>11:18</w:t>
-        </w:r>
-      </w:hyperlink>
+      <w:r>
+        <w:rPr>
+          <w:lang w:val="zh_TW" w:bidi="zh_TW"/>
+        </w:rPr>
+        <w:t>馬太福音</w:t>
+      </w:r>
+      <w:r>
+        <w:rPr>
+          <w:lang w:val="zh_TW" w:bidi="zh_TW"/>
+        </w:rPr>
+        <w:t>11:18</w:t>
+      </w:r>
     </w:p>
     <w:p>
       <w:pPr>
@@ -1253,18 +1163,12 @@
           <w:lang w:val="zh_TW" w:bidi="zh_TW"/>
         </w:rPr>
       </w:r>
-      <w:hyperlink r:id="rId26">
-        <w:r>
-          <w:rPr>
-            <w:lang w:val="zh_TW" w:bidi="zh_TW"/>
-          </w:rPr>
-          <w:rPr>
-            <w:color w:val="0000EE"/>
-            <w:u w:val="single"/>
-          </w:rPr>
-          <w:t>創世記40:9</w:t>
-        </w:r>
-      </w:hyperlink>
+      <w:r>
+        <w:rPr>
+          <w:lang w:val="zh_TW" w:bidi="zh_TW"/>
+        </w:rPr>
+        <w:t>創世記40:9</w:t>
+      </w:r>
     </w:p>
     <w:p>
       <w:pPr>
@@ -1277,30 +1181,18 @@
           <w:lang w:val="zh_TW" w:bidi="zh_TW"/>
         </w:rPr>
       </w:r>
-      <w:hyperlink r:id="rId26">
-        <w:r>
-          <w:rPr>
-            <w:lang w:val="zh_TW" w:bidi="zh_TW"/>
-          </w:rPr>
-          <w:rPr>
-            <w:color w:val="0000EE"/>
-            <w:u w:val="single"/>
-          </w:rPr>
-          <w:t>創世記</w:t>
-        </w:r>
-      </w:hyperlink>
-      <w:hyperlink r:id="rId27">
-        <w:r>
-          <w:rPr>
-            <w:lang w:val="zh_TW" w:bidi="zh_TW"/>
-          </w:rPr>
-          <w:rPr>
-            <w:color w:val="0000EE"/>
-            <w:u w:val="single"/>
-          </w:rPr>
-          <w:t>49:11</w:t>
-        </w:r>
-      </w:hyperlink>
+      <w:r>
+        <w:rPr>
+          <w:lang w:val="zh_TW" w:bidi="zh_TW"/>
+        </w:rPr>
+        <w:t>創世記</w:t>
+      </w:r>
+      <w:r>
+        <w:rPr>
+          <w:lang w:val="zh_TW" w:bidi="zh_TW"/>
+        </w:rPr>
+        <w:t>49:11</w:t>
+      </w:r>
     </w:p>
     <w:p>
       <w:pPr>
@@ -1313,18 +1205,12 @@
           <w:lang w:val="zh_TW" w:bidi="zh_TW"/>
         </w:rPr>
       </w:r>
-      <w:hyperlink r:id="rId28">
-        <w:r>
-          <w:rPr>
-            <w:lang w:val="zh_TW" w:bidi="zh_TW"/>
-          </w:rPr>
-          <w:rPr>
-            <w:color w:val="0000EE"/>
-            <w:u w:val="single"/>
-          </w:rPr>
-          <w:t>約翰福音15:1</w:t>
-        </w:r>
-      </w:hyperlink>
+      <w:r>
+        <w:rPr>
+          <w:lang w:val="zh_TW" w:bidi="zh_TW"/>
+        </w:rPr>
+        <w:t>約翰福音15:1</w:t>
+      </w:r>
     </w:p>
     <w:p>
       <w:pPr>
@@ -1337,18 +1223,12 @@
           <w:lang w:val="zh_TW" w:bidi="zh_TW"/>
         </w:rPr>
       </w:r>
-      <w:hyperlink r:id="rId29">
-        <w:r>
-          <w:rPr>
-            <w:lang w:val="zh_TW" w:bidi="zh_TW"/>
-          </w:rPr>
-          <w:rPr>
-            <w:color w:val="0000EE"/>
-            <w:u w:val="single"/>
-          </w:rPr>
-          <w:t>路加福音22:18</w:t>
-        </w:r>
-      </w:hyperlink>
+      <w:r>
+        <w:rPr>
+          <w:lang w:val="zh_TW" w:bidi="zh_TW"/>
+        </w:rPr>
+        <w:t>路加福音22:18</w:t>
+      </w:r>
     </w:p>
     <w:p>
       <w:pPr>
@@ -1361,18 +1241,12 @@
           <w:lang w:val="zh_TW" w:bidi="zh_TW"/>
         </w:rPr>
       </w:r>
-      <w:hyperlink r:id="rId30">
-        <w:r>
-          <w:rPr>
-            <w:lang w:val="zh_TW" w:bidi="zh_TW"/>
-          </w:rPr>
-          <w:rPr>
-            <w:color w:val="0000EE"/>
-            <w:u w:val="single"/>
-          </w:rPr>
-          <w:t>馬可福音12:3</w:t>
-        </w:r>
-      </w:hyperlink>
+      <w:r>
+        <w:rPr>
+          <w:lang w:val="zh_TW" w:bidi="zh_TW"/>
+        </w:rPr>
+        <w:t>馬可福音12:3</w:t>
+      </w:r>
     </w:p>
     <w:p>
       <w:pPr>
@@ -1385,18 +1259,12 @@
           <w:lang w:val="zh_TW" w:bidi="zh_TW"/>
         </w:rPr>
       </w:r>
-      <w:hyperlink r:id="rId31">
-        <w:r>
-          <w:rPr>
-            <w:lang w:val="zh_TW" w:bidi="zh_TW"/>
-          </w:rPr>
-          <w:rPr>
-            <w:color w:val="0000EE"/>
-            <w:u w:val="single"/>
-          </w:rPr>
-          <w:t>馬太福音21:35–37</w:t>
-        </w:r>
-      </w:hyperlink>
+      <w:r>
+        <w:rPr>
+          <w:lang w:val="zh_TW" w:bidi="zh_TW"/>
+        </w:rPr>
+        <w:t>馬太福音21:35–37</w:t>
+      </w:r>
     </w:p>
     <w:p>
       <w:pPr>
@@ -1612,18 +1480,12 @@
           <w:lang w:val="zh_TW" w:bidi="zh_TW"/>
         </w:rPr>
       </w:r>
-      <w:hyperlink r:id="rId32">
-        <w:r>
-          <w:rPr>
-            <w:lang w:val="zh_TW" w:bidi="zh_TW"/>
-          </w:rPr>
-          <w:rPr>
-            <w:color w:val="0000EE"/>
-            <w:u w:val="single"/>
-          </w:rPr>
-          <w:t>創世記9:20–21</w:t>
-        </w:r>
-      </w:hyperlink>
+      <w:r>
+        <w:rPr>
+          <w:lang w:val="zh_TW" w:bidi="zh_TW"/>
+        </w:rPr>
+        <w:t>創世記9:20–21</w:t>
+      </w:r>
     </w:p>
     <w:p>
       <w:pPr>
@@ -1636,18 +1498,12 @@
           <w:lang w:val="zh_TW" w:bidi="zh_TW"/>
         </w:rPr>
       </w:r>
-      <w:hyperlink r:id="rId33">
-        <w:r>
-          <w:rPr>
-            <w:lang w:val="zh_TW" w:bidi="zh_TW"/>
-          </w:rPr>
-          <w:rPr>
-            <w:color w:val="0000EE"/>
-            <w:u w:val="single"/>
-          </w:rPr>
-          <w:t>路加福音13:6</w:t>
-        </w:r>
-      </w:hyperlink>
+      <w:r>
+        <w:rPr>
+          <w:lang w:val="zh_TW" w:bidi="zh_TW"/>
+        </w:rPr>
+        <w:t>路加福音13:6</w:t>
+      </w:r>
     </w:p>
     <w:p>
       <w:pPr>
@@ -1660,30 +1516,18 @@
           <w:lang w:val="zh_TW" w:bidi="zh_TW"/>
         </w:rPr>
       </w:r>
-      <w:hyperlink r:id="rId33">
-        <w:r>
-          <w:rPr>
-            <w:lang w:val="zh_TW" w:bidi="zh_TW"/>
-          </w:rPr>
-          <w:rPr>
-            <w:color w:val="0000EE"/>
-            <w:u w:val="single"/>
-          </w:rPr>
-          <w:t>路加福音</w:t>
-        </w:r>
-      </w:hyperlink>
-      <w:hyperlink r:id="rId34">
-        <w:r>
-          <w:rPr>
-            <w:lang w:val="zh_TW" w:bidi="zh_TW"/>
-          </w:rPr>
-          <w:rPr>
-            <w:color w:val="0000EE"/>
-            <w:u w:val="single"/>
-          </w:rPr>
-          <w:t>20:15</w:t>
-        </w:r>
-      </w:hyperlink>
+      <w:r>
+        <w:rPr>
+          <w:lang w:val="zh_TW" w:bidi="zh_TW"/>
+        </w:rPr>
+        <w:t>路加福音</w:t>
+      </w:r>
+      <w:r>
+        <w:rPr>
+          <w:lang w:val="zh_TW" w:bidi="zh_TW"/>
+        </w:rPr>
+        <w:t>20:15</w:t>
+      </w:r>
     </w:p>
     <w:p>
       <w:pPr>
@@ -1696,18 +1540,12 @@
           <w:lang w:val="zh_TW" w:bidi="zh_TW"/>
         </w:rPr>
       </w:r>
-      <w:hyperlink r:id="rId35">
-        <w:r>
-          <w:rPr>
-            <w:lang w:val="zh_TW" w:bidi="zh_TW"/>
-          </w:rPr>
-          <w:rPr>
-            <w:color w:val="0000EE"/>
-            <w:u w:val="single"/>
-          </w:rPr>
-          <w:t>馬太福音20:2</w:t>
-        </w:r>
-      </w:hyperlink>
+      <w:r>
+        <w:rPr>
+          <w:lang w:val="zh_TW" w:bidi="zh_TW"/>
+        </w:rPr>
+        <w:t>馬太福音20:2</w:t>
+      </w:r>
     </w:p>
     <w:p>
       <w:pPr>
@@ -1720,18 +1558,12 @@
           <w:lang w:val="zh_TW" w:bidi="zh_TW"/>
         </w:rPr>
       </w:r>
-      <w:hyperlink r:id="rId36">
-        <w:r>
-          <w:rPr>
-            <w:lang w:val="zh_TW" w:bidi="zh_TW"/>
-          </w:rPr>
-          <w:rPr>
-            <w:color w:val="0000EE"/>
-            <w:u w:val="single"/>
-          </w:rPr>
-          <w:t>馬太福音21:40–41</w:t>
-        </w:r>
-      </w:hyperlink>
+      <w:r>
+        <w:rPr>
+          <w:lang w:val="zh_TW" w:bidi="zh_TW"/>
+        </w:rPr>
+        <w:t>馬太福音21:40–41</w:t>
+      </w:r>
     </w:p>
     <w:p>
       <w:pPr>

--- a/zht/docx/140.content.docx
+++ b/zht/docx/140.content.docx
@@ -1891,31 +1891,7 @@
         <w:rPr>
           <w:lang w:val="zh_TW" w:bidi="zh_TW"/>
         </w:rPr>
-        <w:t>、</w:t>
-      </w:r>
-      <w:r>
-        <w:rPr>
-          <w:lang w:val="zh_TW" w:bidi="zh_TW"/>
-        </w:rPr>
-        <w:t>工作</w:t>
-      </w:r>
-      <w:r>
-        <w:rPr>
-          <w:lang w:val="zh_TW" w:bidi="zh_TW"/>
-        </w:rPr>
-        <w:t>、</w:t>
-      </w:r>
-      <w:r>
-        <w:rPr>
-          <w:lang w:val="zh_TW" w:bidi="zh_TW"/>
-        </w:rPr>
-        <w:t>順服</w:t>
-      </w:r>
-      <w:r>
-        <w:rPr>
-          <w:lang w:val="zh_TW" w:bidi="zh_TW"/>
-        </w:rPr>
-        <w:t>、</w:t>
+        <w:t>、工作、順服、</w:t>
       </w:r>
       <w:r>
         <w:rPr>
